--- a/Sistemi-baze-1.docx
+++ b/Sistemi-baze-1.docx
@@ -672,7 +672,15 @@
                 <w:rFonts w:asciiTheme="majorHAnsi" w:hAnsiTheme="majorHAnsi" w:cstheme="majorHAnsi"/>
                 <w:noProof/>
               </w:rPr>
-              <w:t>1. UVOD</w:t>
+              <w:t>1. UVO</w:t>
+            </w:r>
+            <w:r>
+              <w:rPr>
+                <w:rStyle w:val="Hyperlink"/>
+                <w:rFonts w:asciiTheme="majorHAnsi" w:hAnsiTheme="majorHAnsi" w:cstheme="majorHAnsi"/>
+                <w:noProof/>
+              </w:rPr>
+              <w:t>D</w:t>
             </w:r>
             <w:r>
               <w:rPr>
@@ -713,7 +721,7 @@
                 <w:noProof/>
                 <w:webHidden/>
               </w:rPr>
-              <w:t>3</w:t>
+              <w:t>1</w:t>
             </w:r>
             <w:r>
               <w:rPr>
@@ -787,7 +795,7 @@
                 <w:noProof/>
                 <w:webHidden/>
               </w:rPr>
-              <w:t>4</w:t>
+              <w:t>1</w:t>
             </w:r>
             <w:r>
               <w:rPr>
@@ -861,7 +869,7 @@
                 <w:noProof/>
                 <w:webHidden/>
               </w:rPr>
-              <w:t>4</w:t>
+              <w:t>1</w:t>
             </w:r>
             <w:r>
               <w:rPr>
@@ -935,7 +943,7 @@
                 <w:noProof/>
                 <w:webHidden/>
               </w:rPr>
-              <w:t>4</w:t>
+              <w:t>2</w:t>
             </w:r>
             <w:r>
               <w:rPr>
@@ -1009,7 +1017,7 @@
                 <w:noProof/>
                 <w:webHidden/>
               </w:rPr>
-              <w:t>4</w:t>
+              <w:t>2</w:t>
             </w:r>
             <w:r>
               <w:rPr>
@@ -1083,7 +1091,7 @@
                 <w:noProof/>
                 <w:webHidden/>
               </w:rPr>
-              <w:t>5</w:t>
+              <w:t>2</w:t>
             </w:r>
             <w:r>
               <w:rPr>
@@ -1157,7 +1165,7 @@
                 <w:noProof/>
                 <w:webHidden/>
               </w:rPr>
-              <w:t>5</w:t>
+              <w:t>2</w:t>
             </w:r>
             <w:r>
               <w:rPr>
@@ -1231,7 +1239,7 @@
                 <w:noProof/>
                 <w:webHidden/>
               </w:rPr>
-              <w:t>5</w:t>
+              <w:t>2</w:t>
             </w:r>
             <w:r>
               <w:rPr>
@@ -1305,7 +1313,7 @@
                 <w:noProof/>
                 <w:webHidden/>
               </w:rPr>
-              <w:t>5</w:t>
+              <w:t>3</w:t>
             </w:r>
             <w:r>
               <w:rPr>
@@ -1379,7 +1387,7 @@
                 <w:noProof/>
                 <w:webHidden/>
               </w:rPr>
-              <w:t>5</w:t>
+              <w:t>3</w:t>
             </w:r>
             <w:r>
               <w:rPr>
@@ -1453,7 +1461,7 @@
                 <w:noProof/>
                 <w:webHidden/>
               </w:rPr>
-              <w:t>6</w:t>
+              <w:t>3</w:t>
             </w:r>
             <w:r>
               <w:rPr>
@@ -1527,7 +1535,7 @@
                 <w:noProof/>
                 <w:webHidden/>
               </w:rPr>
-              <w:t>6</w:t>
+              <w:t>3</w:t>
             </w:r>
             <w:r>
               <w:rPr>
@@ -1601,7 +1609,7 @@
                 <w:noProof/>
                 <w:webHidden/>
               </w:rPr>
-              <w:t>6</w:t>
+              <w:t>4</w:t>
             </w:r>
             <w:r>
               <w:rPr>
@@ -1675,7 +1683,7 @@
                 <w:noProof/>
                 <w:webHidden/>
               </w:rPr>
-              <w:t>6</w:t>
+              <w:t>4</w:t>
             </w:r>
             <w:r>
               <w:rPr>
@@ -1749,7 +1757,7 @@
                 <w:noProof/>
                 <w:webHidden/>
               </w:rPr>
-              <w:t>7</w:t>
+              <w:t>4</w:t>
             </w:r>
             <w:r>
               <w:rPr>
@@ -1823,7 +1831,7 @@
                 <w:noProof/>
                 <w:webHidden/>
               </w:rPr>
-              <w:t>8</w:t>
+              <w:t>5</w:t>
             </w:r>
             <w:r>
               <w:rPr>
@@ -1897,7 +1905,7 @@
                 <w:noProof/>
                 <w:webHidden/>
               </w:rPr>
-              <w:t>9</w:t>
+              <w:t>6</w:t>
             </w:r>
             <w:r>
               <w:rPr>
@@ -1971,7 +1979,7 @@
                 <w:noProof/>
                 <w:webHidden/>
               </w:rPr>
-              <w:t>9</w:t>
+              <w:t>6</w:t>
             </w:r>
             <w:r>
               <w:rPr>
@@ -2045,7 +2053,7 @@
                 <w:noProof/>
                 <w:webHidden/>
               </w:rPr>
-              <w:t>10</w:t>
+              <w:t>7</w:t>
             </w:r>
             <w:r>
               <w:rPr>
@@ -2119,7 +2127,7 @@
                 <w:noProof/>
                 <w:webHidden/>
               </w:rPr>
-              <w:t>10</w:t>
+              <w:t>7</w:t>
             </w:r>
             <w:r>
               <w:rPr>
@@ -2193,7 +2201,7 @@
                 <w:noProof/>
                 <w:webHidden/>
               </w:rPr>
-              <w:t>10</w:t>
+              <w:t>7</w:t>
             </w:r>
             <w:r>
               <w:rPr>
@@ -2267,7 +2275,7 @@
                 <w:noProof/>
                 <w:webHidden/>
               </w:rPr>
-              <w:t>11</w:t>
+              <w:t>8</w:t>
             </w:r>
             <w:r>
               <w:rPr>
@@ -2341,7 +2349,7 @@
                 <w:noProof/>
                 <w:webHidden/>
               </w:rPr>
-              <w:t>11</w:t>
+              <w:t>8</w:t>
             </w:r>
             <w:r>
               <w:rPr>
@@ -2415,7 +2423,7 @@
                 <w:noProof/>
                 <w:webHidden/>
               </w:rPr>
-              <w:t>11</w:t>
+              <w:t>8</w:t>
             </w:r>
             <w:r>
               <w:rPr>
@@ -2489,7 +2497,7 @@
                 <w:noProof/>
                 <w:webHidden/>
               </w:rPr>
-              <w:t>11</w:t>
+              <w:t>8</w:t>
             </w:r>
             <w:r>
               <w:rPr>
@@ -2563,7 +2571,7 @@
                 <w:noProof/>
                 <w:webHidden/>
               </w:rPr>
-              <w:t>12</w:t>
+              <w:t>9</w:t>
             </w:r>
             <w:r>
               <w:rPr>
@@ -2637,7 +2645,7 @@
                 <w:noProof/>
                 <w:webHidden/>
               </w:rPr>
-              <w:t>12</w:t>
+              <w:t>9</w:t>
             </w:r>
             <w:r>
               <w:rPr>
@@ -2711,7 +2719,7 @@
                 <w:noProof/>
                 <w:webHidden/>
               </w:rPr>
-              <w:t>12</w:t>
+              <w:t>9</w:t>
             </w:r>
             <w:r>
               <w:rPr>
@@ -2785,7 +2793,7 @@
                 <w:noProof/>
                 <w:webHidden/>
               </w:rPr>
-              <w:t>12</w:t>
+              <w:t>9</w:t>
             </w:r>
             <w:r>
               <w:rPr>
@@ -2859,7 +2867,7 @@
                 <w:noProof/>
                 <w:webHidden/>
               </w:rPr>
-              <w:t>13</w:t>
+              <w:t>10</w:t>
             </w:r>
             <w:r>
               <w:rPr>
@@ -2933,7 +2941,7 @@
                 <w:noProof/>
                 <w:webHidden/>
               </w:rPr>
-              <w:t>13</w:t>
+              <w:t>10</w:t>
             </w:r>
             <w:r>
               <w:rPr>
@@ -3007,7 +3015,7 @@
                 <w:noProof/>
                 <w:webHidden/>
               </w:rPr>
-              <w:t>13</w:t>
+              <w:t>10</w:t>
             </w:r>
             <w:r>
               <w:rPr>
@@ -3097,7 +3105,7 @@
                 <w:noProof/>
                 <w:webHidden/>
               </w:rPr>
-              <w:t>13</w:t>
+              <w:t>10</w:t>
             </w:r>
             <w:r>
               <w:rPr>
@@ -3187,7 +3195,7 @@
                 <w:noProof/>
                 <w:webHidden/>
               </w:rPr>
-              <w:t>14</w:t>
+              <w:t>11</w:t>
             </w:r>
             <w:r>
               <w:rPr>
@@ -3261,7 +3269,7 @@
                 <w:noProof/>
                 <w:webHidden/>
               </w:rPr>
-              <w:t>14</w:t>
+              <w:t>11</w:t>
             </w:r>
             <w:r>
               <w:rPr>
@@ -3335,7 +3343,7 @@
                 <w:noProof/>
                 <w:webHidden/>
               </w:rPr>
-              <w:t>14</w:t>
+              <w:t>11</w:t>
             </w:r>
             <w:r>
               <w:rPr>
@@ -3409,7 +3417,7 @@
                 <w:noProof/>
                 <w:webHidden/>
               </w:rPr>
-              <w:t>15</w:t>
+              <w:t>12</w:t>
             </w:r>
             <w:r>
               <w:rPr>
@@ -3483,7 +3491,7 @@
                 <w:noProof/>
                 <w:webHidden/>
               </w:rPr>
-              <w:t>15</w:t>
+              <w:t>12</w:t>
             </w:r>
             <w:r>
               <w:rPr>
@@ -3557,7 +3565,7 @@
                 <w:noProof/>
                 <w:webHidden/>
               </w:rPr>
-              <w:t>15</w:t>
+              <w:t>12</w:t>
             </w:r>
             <w:r>
               <w:rPr>
@@ -3631,7 +3639,7 @@
                 <w:noProof/>
                 <w:webHidden/>
               </w:rPr>
-              <w:t>15</w:t>
+              <w:t>12</w:t>
             </w:r>
             <w:r>
               <w:rPr>
@@ -3705,7 +3713,7 @@
                 <w:noProof/>
                 <w:webHidden/>
               </w:rPr>
-              <w:t>16</w:t>
+              <w:t>13</w:t>
             </w:r>
             <w:r>
               <w:rPr>
@@ -3779,7 +3787,7 @@
                 <w:noProof/>
                 <w:webHidden/>
               </w:rPr>
-              <w:t>16</w:t>
+              <w:t>13</w:t>
             </w:r>
             <w:r>
               <w:rPr>
@@ -3853,7 +3861,7 @@
                 <w:noProof/>
                 <w:webHidden/>
               </w:rPr>
-              <w:t>16</w:t>
+              <w:t>13</w:t>
             </w:r>
             <w:r>
               <w:rPr>
@@ -3927,7 +3935,7 @@
                 <w:noProof/>
                 <w:webHidden/>
               </w:rPr>
-              <w:t>17</w:t>
+              <w:t>14</w:t>
             </w:r>
             <w:r>
               <w:rPr>
@@ -4001,7 +4009,7 @@
                 <w:noProof/>
                 <w:webHidden/>
               </w:rPr>
-              <w:t>17</w:t>
+              <w:t>14</w:t>
             </w:r>
             <w:r>
               <w:rPr>
@@ -4075,7 +4083,7 @@
                 <w:noProof/>
                 <w:webHidden/>
               </w:rPr>
-              <w:t>17</w:t>
+              <w:t>14</w:t>
             </w:r>
             <w:r>
               <w:rPr>
@@ -4149,7 +4157,7 @@
                 <w:noProof/>
                 <w:webHidden/>
               </w:rPr>
-              <w:t>18</w:t>
+              <w:t>15</w:t>
             </w:r>
             <w:r>
               <w:rPr>
@@ -4223,7 +4231,7 @@
                 <w:noProof/>
                 <w:webHidden/>
               </w:rPr>
-              <w:t>24</w:t>
+              <w:t>21</w:t>
             </w:r>
             <w:r>
               <w:rPr>
@@ -4297,7 +4305,7 @@
                 <w:noProof/>
                 <w:webHidden/>
               </w:rPr>
-              <w:t>24</w:t>
+              <w:t>21</w:t>
             </w:r>
             <w:r>
               <w:rPr>
@@ -4371,7 +4379,7 @@
                 <w:noProof/>
                 <w:webHidden/>
               </w:rPr>
-              <w:t>24</w:t>
+              <w:t>21</w:t>
             </w:r>
             <w:r>
               <w:rPr>
@@ -4445,7 +4453,7 @@
                 <w:noProof/>
                 <w:webHidden/>
               </w:rPr>
-              <w:t>25</w:t>
+              <w:t>22</w:t>
             </w:r>
             <w:r>
               <w:rPr>
@@ -4519,7 +4527,7 @@
                 <w:noProof/>
                 <w:webHidden/>
               </w:rPr>
-              <w:t>25</w:t>
+              <w:t>22</w:t>
             </w:r>
             <w:r>
               <w:rPr>
@@ -4593,7 +4601,7 @@
                 <w:noProof/>
                 <w:webHidden/>
               </w:rPr>
-              <w:t>25</w:t>
+              <w:t>22</w:t>
             </w:r>
             <w:r>
               <w:rPr>
@@ -4667,7 +4675,7 @@
                 <w:noProof/>
                 <w:webHidden/>
               </w:rPr>
-              <w:t>25</w:t>
+              <w:t>22</w:t>
             </w:r>
             <w:r>
               <w:rPr>
@@ -4741,7 +4749,7 @@
                 <w:noProof/>
                 <w:webHidden/>
               </w:rPr>
-              <w:t>26</w:t>
+              <w:t>23</w:t>
             </w:r>
             <w:r>
               <w:rPr>
@@ -4815,7 +4823,7 @@
                 <w:noProof/>
                 <w:webHidden/>
               </w:rPr>
-              <w:t>26</w:t>
+              <w:t>23</w:t>
             </w:r>
             <w:r>
               <w:rPr>
@@ -4889,7 +4897,7 @@
                 <w:noProof/>
                 <w:webHidden/>
               </w:rPr>
-              <w:t>26</w:t>
+              <w:t>23</w:t>
             </w:r>
             <w:r>
               <w:rPr>
@@ -4963,7 +4971,7 @@
                 <w:noProof/>
                 <w:webHidden/>
               </w:rPr>
-              <w:t>27</w:t>
+              <w:t>24</w:t>
             </w:r>
             <w:r>
               <w:rPr>
@@ -5037,7 +5045,7 @@
                 <w:noProof/>
                 <w:webHidden/>
               </w:rPr>
-              <w:t>28</w:t>
+              <w:t>25</w:t>
             </w:r>
             <w:r>
               <w:rPr>
@@ -5067,6 +5075,38 @@
           <w:szCs w:val="22"/>
           <w:lang w:eastAsia="sr-Latn-RS" w:bidi="ar-SA"/>
         </w:rPr>
+        <w:sectPr>
+          <w:footerReference w:type="default" r:id="rId10"/>
+          <w:footerReference w:type="first" r:id="rId11"/>
+          <w:pgSz w:w="11906" w:h="16838"/>
+          <w:pgMar w:top="1417" w:right="1417" w:bottom="1417" w:left="1417" w:header="0" w:footer="0" w:gutter="0"/>
+          <w:pgNumType w:start="1"/>
+          <w:cols w:space="720"/>
+          <w:formProt w:val="0"/>
+          <w:docGrid w:linePitch="326"/>
+        </w:sectPr>
+      </w:pPr>
+    </w:p>
+    <w:p>
+      <w:pPr>
+        <w:rPr>
+          <w:rFonts w:asciiTheme="minorHAnsi" w:eastAsiaTheme="minorEastAsia" w:hAnsiTheme="minorHAnsi" w:cstheme="minorBidi"/>
+          <w:kern w:val="0"/>
+          <w:sz w:val="22"/>
+          <w:szCs w:val="22"/>
+          <w:lang w:eastAsia="sr-Latn-RS" w:bidi="ar-SA"/>
+        </w:rPr>
+      </w:pPr>
+    </w:p>
+    <w:p>
+      <w:pPr>
+        <w:rPr>
+          <w:rFonts w:asciiTheme="minorHAnsi" w:eastAsiaTheme="minorEastAsia" w:hAnsiTheme="minorHAnsi" w:cstheme="minorBidi"/>
+          <w:kern w:val="0"/>
+          <w:sz w:val="22"/>
+          <w:szCs w:val="22"/>
+          <w:lang w:eastAsia="sr-Latn-RS" w:bidi="ar-SA"/>
+        </w:rPr>
       </w:pPr>
     </w:p>
     <w:p>
@@ -5125,14 +5165,7 @@
           <w:rFonts w:asciiTheme="majorHAnsi" w:hAnsiTheme="majorHAnsi" w:cstheme="majorHAnsi"/>
         </w:rPr>
         <w:tab/>
-        <w:t xml:space="preserve">Indeksi funkcionišu kao dodatne strukture podataka koje ubrzavaju pretragu i pristup podacima, najčešće zasnovane na B-tree strukturi, koja omogućava efikasno </w:t>
-      </w:r>
-      <w:r>
-        <w:rPr>
-          <w:rFonts w:asciiTheme="majorHAnsi" w:hAnsiTheme="majorHAnsi" w:cstheme="majorHAnsi"/>
-        </w:rPr>
-        <w:lastRenderedPageBreak/>
-        <w:t>pretraživanje velikih skupova podataka [10]. U ovom radu biće analiziran uticaj indeksa na performanse INSERT i UPDATE operacija u MySQL sistemu za upravljanje bazama podataka. MySQL predstavlja jedan od najčešće korišćenih relacionih DBMS sistema u svetu, sa podrškom za različite tipove indeksa i storage engine-a [3].</w:t>
+        <w:t>Indeksi funkcionišu kao dodatne strukture podataka koje ubrzavaju pretragu i pristup podacima, najčešće zasnovane na B-tree strukturi, koja omogućava efikasno pretraživanje velikih skupova podataka [10]. U ovom radu biće analiziran uticaj indeksa na performanse INSERT i UPDATE operacija u MySQL sistemu za upravljanje bazama podataka. MySQL predstavlja jedan od najčešće korišćenih relacionih DBMS sistema u svetu, sa podrškom za različite tipove indeksa i storage engine-a [3].</w:t>
       </w:r>
     </w:p>
     <w:p>
@@ -5283,6 +5316,7 @@
           <w:sz w:val="26"/>
           <w:szCs w:val="26"/>
         </w:rPr>
+        <w:lastRenderedPageBreak/>
         <w:t>1.3 Problem istraživanja</w:t>
       </w:r>
       <w:bookmarkEnd w:id="34"/>
@@ -5383,7 +5417,6 @@
           <w:sz w:val="26"/>
           <w:szCs w:val="26"/>
         </w:rPr>
-        <w:lastRenderedPageBreak/>
         <w:t>1.5 Struktura rada</w:t>
       </w:r>
       <w:bookmarkEnd w:id="46"/>
@@ -5537,6 +5570,7 @@
           <w:sz w:val="26"/>
           <w:szCs w:val="26"/>
         </w:rPr>
+        <w:lastRenderedPageBreak/>
         <w:t>2.2 Arhitektura MySQL sistema</w:t>
       </w:r>
       <w:bookmarkEnd w:id="64"/>
@@ -5606,14 +5640,7 @@
           <w:rFonts w:ascii="Arial" w:hAnsi="Arial"/>
         </w:rPr>
         <w:tab/>
-        <w:t xml:space="preserve">SQL (Structured Query Language) je standardni jezik za rad sa relacionim bazama podataka. Osnovne operacije uključuju SELECT, INSERT, UPDATE i DELETE [5][6]. SELECT se koristi za čitanje podataka, INSERT za dodavanje novih zapisa, </w:t>
-      </w:r>
-      <w:r>
-        <w:rPr>
-          <w:rFonts w:ascii="Arial" w:hAnsi="Arial"/>
-        </w:rPr>
-        <w:lastRenderedPageBreak/>
-        <w:t>UPDATE za izmenu postojećih podataka, dok DELETE služi za brisanje podataka. SQL takođe omogućava definisanje strukture baze kroz DDL komande [5][6].</w:t>
+        <w:t>SQL (Structured Query Language) je standardni jezik za rad sa relacionim bazama podataka. Osnovne operacije uključuju SELECT, INSERT, UPDATE i DELETE [5][6]. SELECT se koristi za čitanje podataka, INSERT za dodavanje novih zapisa, UPDATE za izmenu postojećih podataka, dok DELETE služi za brisanje podataka. SQL takođe omogućava definisanje strukture baze kroz DDL komande [5][6].</w:t>
       </w:r>
     </w:p>
     <w:p>
@@ -5773,6 +5800,7 @@
           <w:b/>
           <w:bCs/>
         </w:rPr>
+        <w:lastRenderedPageBreak/>
         <w:t>3. Indeksi u MySQL-u</w:t>
       </w:r>
       <w:bookmarkEnd w:id="88"/>
@@ -5880,7 +5908,6 @@
         <w:rPr>
           <w:rFonts w:ascii="Arial" w:hAnsi="Arial"/>
         </w:rPr>
-        <w:lastRenderedPageBreak/>
         <w:t xml:space="preserve">brže pretraživanje podataka </w:t>
       </w:r>
     </w:p>
@@ -12208,7 +12235,7 @@
                     </pic:cNvPicPr>
                   </pic:nvPicPr>
                   <pic:blipFill>
-                    <a:blip r:embed="rId10"/>
+                    <a:blip r:embed="rId12"/>
                     <a:srcRect l="-344" t="-323" r="-344" b="-323"/>
                     <a:stretch>
                       <a:fillRect/>
@@ -13080,7 +13107,7 @@
                     </pic:cNvPicPr>
                   </pic:nvPicPr>
                   <pic:blipFill>
-                    <a:blip r:embed="rId11"/>
+                    <a:blip r:embed="rId13"/>
                     <a:srcRect l="-348" t="-323" r="-348" b="-323"/>
                     <a:stretch>
                       <a:fillRect/>
@@ -14058,7 +14085,7 @@
                     </pic:cNvPicPr>
                   </pic:nvPicPr>
                   <pic:blipFill>
-                    <a:blip r:embed="rId12"/>
+                    <a:blip r:embed="rId14"/>
                     <a:srcRect l="-337" t="-323" r="-337" b="-323"/>
                     <a:stretch>
                       <a:fillRect/>
@@ -14992,7 +15019,7 @@
                     </pic:cNvPicPr>
                   </pic:nvPicPr>
                   <pic:blipFill>
-                    <a:blip r:embed="rId13"/>
+                    <a:blip r:embed="rId15"/>
                     <a:srcRect l="-344" t="-323" r="-344" b="-323"/>
                     <a:stretch>
                       <a:fillRect/>
@@ -17710,7 +17737,7 @@
           <w:rFonts w:asciiTheme="majorHAnsi" w:hAnsiTheme="majorHAnsi" w:cstheme="majorHAnsi"/>
         </w:rPr>
       </w:pPr>
-      <w:hyperlink r:id="rId14" w:tgtFrame="_new">
+      <w:hyperlink r:id="rId16" w:tgtFrame="_new">
         <w:r>
           <w:rPr>
             <w:rStyle w:val="Hyperlink"/>
@@ -17757,7 +17784,7 @@
           <w:rFonts w:asciiTheme="majorHAnsi" w:hAnsiTheme="majorHAnsi" w:cstheme="majorHAnsi"/>
         </w:rPr>
       </w:pPr>
-      <w:hyperlink r:id="rId15" w:tgtFrame="_new">
+      <w:hyperlink r:id="rId17" w:tgtFrame="_new">
         <w:r>
           <w:rPr>
             <w:rStyle w:val="Hyperlink"/>
@@ -17804,7 +17831,7 @@
           <w:rFonts w:asciiTheme="majorHAnsi" w:hAnsiTheme="majorHAnsi" w:cstheme="majorHAnsi"/>
         </w:rPr>
       </w:pPr>
-      <w:hyperlink r:id="rId16" w:tgtFrame="_new">
+      <w:hyperlink r:id="rId18" w:tgtFrame="_new">
         <w:r>
           <w:rPr>
             <w:rStyle w:val="Hyperlink"/>
@@ -17851,7 +17878,7 @@
           <w:rFonts w:asciiTheme="majorHAnsi" w:hAnsiTheme="majorHAnsi" w:cstheme="majorHAnsi"/>
         </w:rPr>
       </w:pPr>
-      <w:hyperlink r:id="rId17" w:tgtFrame="_new">
+      <w:hyperlink r:id="rId19" w:tgtFrame="_new">
         <w:r>
           <w:rPr>
             <w:rStyle w:val="Hyperlink"/>
@@ -17898,7 +17925,7 @@
           <w:rFonts w:asciiTheme="majorHAnsi" w:hAnsiTheme="majorHAnsi" w:cstheme="majorHAnsi"/>
         </w:rPr>
       </w:pPr>
-      <w:hyperlink r:id="rId18" w:tgtFrame="_new">
+      <w:hyperlink r:id="rId20" w:tgtFrame="_new">
         <w:r>
           <w:rPr>
             <w:rStyle w:val="Hyperlink"/>
@@ -17945,7 +17972,7 @@
           <w:rFonts w:asciiTheme="majorHAnsi" w:hAnsiTheme="majorHAnsi" w:cstheme="majorHAnsi"/>
         </w:rPr>
       </w:pPr>
-      <w:hyperlink r:id="rId19" w:tgtFrame="_new">
+      <w:hyperlink r:id="rId21" w:tgtFrame="_new">
         <w:r>
           <w:rPr>
             <w:rStyle w:val="Hyperlink"/>
@@ -17992,7 +18019,7 @@
           <w:rFonts w:asciiTheme="majorHAnsi" w:hAnsiTheme="majorHAnsi" w:cstheme="majorHAnsi"/>
         </w:rPr>
       </w:pPr>
-      <w:hyperlink r:id="rId20" w:tgtFrame="_new">
+      <w:hyperlink r:id="rId22" w:tgtFrame="_new">
         <w:r>
           <w:rPr>
             <w:rStyle w:val="Hyperlink"/>
@@ -18078,7 +18105,7 @@
           <w:rFonts w:asciiTheme="majorHAnsi" w:hAnsiTheme="majorHAnsi" w:cstheme="majorHAnsi"/>
         </w:rPr>
       </w:pPr>
-      <w:hyperlink r:id="rId21" w:tgtFrame="_new">
+      <w:hyperlink r:id="rId23" w:tgtFrame="_new">
         <w:r>
           <w:rPr>
             <w:rStyle w:val="Hyperlink"/>
@@ -18125,7 +18152,7 @@
           <w:rFonts w:asciiTheme="majorHAnsi" w:hAnsiTheme="majorHAnsi" w:cstheme="majorHAnsi"/>
         </w:rPr>
       </w:pPr>
-      <w:hyperlink r:id="rId22" w:tgtFrame="_new">
+      <w:hyperlink r:id="rId24" w:tgtFrame="_new">
         <w:r>
           <w:rPr>
             <w:rStyle w:val="Hyperlink"/>
@@ -18211,7 +18238,7 @@
           <w:rFonts w:asciiTheme="majorHAnsi" w:hAnsiTheme="majorHAnsi" w:cstheme="majorHAnsi"/>
         </w:rPr>
       </w:pPr>
-      <w:hyperlink r:id="rId23" w:tgtFrame="_new">
+      <w:hyperlink r:id="rId25" w:tgtFrame="_new">
         <w:r>
           <w:rPr>
             <w:rStyle w:val="Hyperlink"/>
@@ -18258,7 +18285,7 @@
           <w:rFonts w:asciiTheme="majorHAnsi" w:hAnsiTheme="majorHAnsi" w:cstheme="majorHAnsi"/>
         </w:rPr>
       </w:pPr>
-      <w:hyperlink r:id="rId24" w:tgtFrame="_new">
+      <w:hyperlink r:id="rId26" w:tgtFrame="_new">
         <w:r>
           <w:rPr>
             <w:rStyle w:val="Hyperlink"/>
@@ -18305,7 +18332,7 @@
           <w:rFonts w:asciiTheme="majorHAnsi" w:hAnsiTheme="majorHAnsi" w:cstheme="majorHAnsi"/>
         </w:rPr>
       </w:pPr>
-      <w:hyperlink r:id="rId25" w:tgtFrame="_new">
+      <w:hyperlink r:id="rId27" w:tgtFrame="_new">
         <w:r>
           <w:rPr>
             <w:rStyle w:val="Hyperlink"/>
@@ -18330,9 +18357,7 @@
       </w:pPr>
     </w:p>
     <w:sectPr>
-      <w:footerReference w:type="even" r:id="rId26"/>
-      <w:footerReference w:type="default" r:id="rId27"/>
-      <w:footerReference w:type="first" r:id="rId28"/>
+      <w:footerReference w:type="default" r:id="rId28"/>
       <w:pgSz w:w="11906" w:h="16838"/>
       <w:pgMar w:top="1417" w:right="1417" w:bottom="1417" w:left="1417" w:header="0" w:footer="0" w:gutter="0"/>
       <w:pgNumType w:start="1"/>
@@ -18368,6 +18393,12 @@
   <w:p>
     <w:pPr>
       <w:pStyle w:val="Footer"/>
+      <w:jc w:val="center"/>
+    </w:pPr>
+  </w:p>
+  <w:p>
+    <w:pPr>
+      <w:pStyle w:val="Footer"/>
     </w:pPr>
   </w:p>
 </w:ftr>
@@ -18377,7 +18408,7 @@
 <w:ftr xmlns:wpc="http://schemas.microsoft.com/office/word/2010/wordprocessingCanvas" xmlns:cx="http://schemas.microsoft.com/office/drawing/2014/chartex" xmlns:cx1="http://schemas.microsoft.com/office/drawing/2015/9/8/chartex" xmlns:cx2="http://schemas.microsoft.com/office/drawing/2015/10/21/chartex" xmlns:cx3="http://schemas.microsoft.com/office/drawing/2016/5/9/chartex" xmlns:cx4="http://schemas.microsoft.com/office/drawing/2016/5/10/chartex" xmlns:cx5="http://schemas.microsoft.com/office/drawing/2016/5/11/chartex" xmlns:cx6="http://schemas.microsoft.com/office/drawing/2016/5/12/chartex" xmlns:cx7="http://schemas.microsoft.com/office/drawing/2016/5/13/chartex" xmlns:cx8="http://schemas.microsoft.com/office/drawing/2016/5/14/chartex" xmlns:mc="http://schemas.openxmlformats.org/markup-compatibility/2006" xmlns:aink="http://schemas.microsoft.com/office/drawing/2016/ink" xmlns:am3d="http://schemas.microsoft.com/office/drawing/2017/model3d" xmlns:o="urn:schemas-microsoft-com:office:office" xmlns:r="http://schemas.openxmlformats.org/officeDocument/2006/relationships" xmlns:m="http://schemas.openxmlformats.org/officeDocument/2006/math" xmlns:v="urn:schemas-microsoft-com:vml" xmlns:wp14="http://schemas.microsoft.com/office/word/2010/wordprocessingDrawing" xmlns:wp="http://schemas.openxmlformats.org/drawingml/2006/wordprocessingDrawing" xmlns:w10="urn:schemas-microsoft-com:office:word" xmlns:w="http://schemas.openxmlformats.org/wordprocessingml/2006/main" xmlns:w14="http://schemas.microsoft.com/office/word/2010/wordml" xmlns:w15="http://schemas.microsoft.com/office/word/2012/wordml" xmlns:w16cex="http://schemas.microsoft.com/office/word/2018/wordml/cex" xmlns:w16cid="http://schemas.microsoft.com/office/word/2016/wordml/cid" xmlns:w16="http://schemas.microsoft.com/office/word/2018/wordml" xmlns:w16sdtdh="http://schemas.microsoft.com/office/word/2020/wordml/sdtdatahash" xmlns:w16se="http://schemas.microsoft.com/office/word/2015/wordml/symex" xmlns:wpg="http://schemas.microsoft.com/office/word/2010/wordprocessingGroup" xmlns:wpi="http://schemas.microsoft.com/office/word/2010/wordprocessingInk" xmlns:wne="http://schemas.microsoft.com/office/word/2006/wordml" xmlns:wps="http://schemas.microsoft.com/office/word/2010/wordprocessingShape" mc:Ignorable="w14 w15 w16se w16cid w16 w16cex w16sdtdh wp14">
   <w:sdt>
     <w:sdtPr>
-      <w:id w:val="-738710455"/>
+      <w:id w:val="1796634422"/>
       <w:docPartObj>
         <w:docPartGallery w:val="Page Numbers (Bottom of Page)"/>
         <w:docPartUnique/>
@@ -18420,13 +18451,12 @@
 <w:ftr xmlns:wpc="http://schemas.microsoft.com/office/word/2010/wordprocessingCanvas" xmlns:cx="http://schemas.microsoft.com/office/drawing/2014/chartex" xmlns:cx1="http://schemas.microsoft.com/office/drawing/2015/9/8/chartex" xmlns:cx2="http://schemas.microsoft.com/office/drawing/2015/10/21/chartex" xmlns:cx3="http://schemas.microsoft.com/office/drawing/2016/5/9/chartex" xmlns:cx4="http://schemas.microsoft.com/office/drawing/2016/5/10/chartex" xmlns:cx5="http://schemas.microsoft.com/office/drawing/2016/5/11/chartex" xmlns:cx6="http://schemas.microsoft.com/office/drawing/2016/5/12/chartex" xmlns:cx7="http://schemas.microsoft.com/office/drawing/2016/5/13/chartex" xmlns:cx8="http://schemas.microsoft.com/office/drawing/2016/5/14/chartex" xmlns:mc="http://schemas.openxmlformats.org/markup-compatibility/2006" xmlns:aink="http://schemas.microsoft.com/office/drawing/2016/ink" xmlns:am3d="http://schemas.microsoft.com/office/drawing/2017/model3d" xmlns:o="urn:schemas-microsoft-com:office:office" xmlns:r="http://schemas.openxmlformats.org/officeDocument/2006/relationships" xmlns:m="http://schemas.openxmlformats.org/officeDocument/2006/math" xmlns:v="urn:schemas-microsoft-com:vml" xmlns:wp14="http://schemas.microsoft.com/office/word/2010/wordprocessingDrawing" xmlns:wp="http://schemas.openxmlformats.org/drawingml/2006/wordprocessingDrawing" xmlns:w10="urn:schemas-microsoft-com:office:word" xmlns:w="http://schemas.openxmlformats.org/wordprocessingml/2006/main" xmlns:w14="http://schemas.microsoft.com/office/word/2010/wordml" xmlns:w15="http://schemas.microsoft.com/office/word/2012/wordml" xmlns:w16cex="http://schemas.microsoft.com/office/word/2018/wordml/cex" xmlns:w16cid="http://schemas.microsoft.com/office/word/2016/wordml/cid" xmlns:w16="http://schemas.microsoft.com/office/word/2018/wordml" xmlns:w16sdtdh="http://schemas.microsoft.com/office/word/2020/wordml/sdtdatahash" xmlns:w16se="http://schemas.microsoft.com/office/word/2015/wordml/symex" xmlns:wpg="http://schemas.microsoft.com/office/word/2010/wordprocessingGroup" xmlns:wpi="http://schemas.microsoft.com/office/word/2010/wordprocessingInk" xmlns:wne="http://schemas.microsoft.com/office/word/2006/wordml" xmlns:wps="http://schemas.microsoft.com/office/word/2010/wordprocessingShape" mc:Ignorable="w14 w15 w16se w16cid w16 w16cex w16sdtdh wp14">
   <w:sdt>
     <w:sdtPr>
-      <w:id w:val="1796634422"/>
+      <w:id w:val="-1253661478"/>
       <w:docPartObj>
         <w:docPartGallery w:val="Page Numbers (Bottom of Page)"/>
         <w:docPartUnique/>
       </w:docPartObj>
     </w:sdtPr>
-    <w:sdtEndPr/>
     <w:sdtContent>
       <w:p>
         <w:pPr>
@@ -18437,13 +18467,13 @@
           <w:fldChar w:fldCharType="begin"/>
         </w:r>
         <w:r>
-          <w:instrText xml:space="preserve"> PAGE </w:instrText>
+          <w:instrText>PAGE   \* MERGEFORMAT</w:instrText>
         </w:r>
         <w:r>
           <w:fldChar w:fldCharType="separate"/>
         </w:r>
         <w:r>
-          <w:t>25</w:t>
+          <w:t>2</w:t>
         </w:r>
         <w:r>
           <w:fldChar w:fldCharType="end"/>
